--- a/docs/deliverables/月下酒馆-交付与测试报告.docx
+++ b/docs/deliverables/月下酒馆-交付与测试报告.docx
@@ -67,7 +67,7 @@
           <w:sz w:val="20"/>
           <w:szCs w:val="20"/>
         </w:rPr>
-        <w:t xml:space="preserve">版本 0.1.0 · 构建 #14 · 提交 35aa1c4</w:t>
+        <w:t xml:space="preserve">版本 0.1.0 · 构建 #17 · 提交 ad967c5</w:t>
       </w:r>
     </w:p>
     <w:p>
@@ -1095,7 +1095,7 @@
           <w:sz w:val="20"/>
           <w:szCs w:val="20"/>
         </w:rPr>
-        <w:t xml:space="preserve">21</w:t>
+        <w:t xml:space="preserve">22</w:t>
       </w:r>
     </w:p>
     <w:p>
@@ -1127,7 +1127,7 @@
           <w:sz w:val="20"/>
           <w:szCs w:val="20"/>
         </w:rPr>
-        <w:t xml:space="preserve">22</w:t>
+        <w:t xml:space="preserve">23</w:t>
       </w:r>
     </w:p>
     <w:p>
@@ -1159,7 +1159,7 @@
           <w:sz w:val="20"/>
           <w:szCs w:val="20"/>
         </w:rPr>
-        <w:t xml:space="preserve">23</w:t>
+        <w:t xml:space="preserve">24</w:t>
       </w:r>
     </w:p>
     <w:p>
@@ -1191,7 +1191,7 @@
           <w:sz w:val="20"/>
           <w:szCs w:val="20"/>
         </w:rPr>
-        <w:t xml:space="preserve">24</w:t>
+        <w:t xml:space="preserve">25</w:t>
       </w:r>
     </w:p>
     <w:p>
@@ -1232,7 +1232,7 @@
           <w:sz w:val="21"/>
           <w:szCs w:val="21"/>
         </w:rPr>
-        <w:t xml:space="preserve">月下酒馆的源码、自动构建流程、未签名 IPA 和自动化测试已经全部完成。最新版本是构建 #14，源码提交 </w:t>
+        <w:t xml:space="preserve">月下酒馆的源码、自动构建流程、未签名 IPA 和自动化测试已经全部完成。最新版本是构建 #17，源码提交 </w:t>
       </w:r>
       <w:r>
         <w:rPr>
@@ -1241,7 +1241,7 @@
           <w:sz w:val="19"/>
           <w:szCs w:val="19"/>
         </w:rPr>
-        <w:t xml:space="preserve">35aa1c4</w:t>
+        <w:t xml:space="preserve">ad967c5</w:t>
       </w:r>
       <w:r>
         <w:rPr>
@@ -2615,7 +2615,7 @@
           <w:sz w:val="21"/>
           <w:szCs w:val="21"/>
         </w:rPr>
-        <w:t xml:space="preserve">模拟器端到端：首轮回复 9.5 秒，重启后继续对话 9.2 秒，测试通过。</w:t>
+        <w:t xml:space="preserve">模拟器端到端：首轮回复 9.6 秒，重启后继续对话 6.5 秒，测试通过。</w:t>
       </w:r>
     </w:p>
     <w:p>
@@ -3161,7 +3161,7 @@
                 <w:sz w:val="18"/>
                 <w:szCs w:val="18"/>
               </w:rPr>
-              <w:t xml:space="preserve">真机 Release 构建，未签名。发布在 Releases 的 build-14</w:t>
+              <w:t xml:space="preserve">真机 Release 构建，未签名。发布在 Releases 的 build-17</w:t>
             </w:r>
           </w:p>
         </w:tc>
@@ -4065,7 +4065,7 @@
           <w:sz w:val="21"/>
           <w:szCs w:val="21"/>
         </w:rPr>
-        <w:t xml:space="preserve">（私有）。构建记录在仓库的 Actions 页面，本版本对应 Build #14（运行编号 40788450491）。</w:t>
+        <w:t xml:space="preserve">（私有）。构建记录在仓库的 Actions 页面，本版本对应 Build #17（运行编号 40798530354）。</w:t>
       </w:r>
     </w:p>
     <w:p>
@@ -14241,7 +14241,7 @@
                 <w:sz w:val="18"/>
                 <w:szCs w:val="18"/>
               </w:rPr>
-              <w:t xml:space="preserve">Build #14</w:t>
+              <w:t xml:space="preserve">Build #17</w:t>
             </w:r>
           </w:p>
         </w:tc>
@@ -15884,7 +15884,7 @@
                 <w:sz w:val="18"/>
                 <w:szCs w:val="18"/>
               </w:rPr>
-              <w:t xml:space="preserve">Releases build-14</w:t>
+              <w:t xml:space="preserve">Releases build-17</w:t>
             </w:r>
           </w:p>
         </w:tc>
@@ -17544,7 +17544,7 @@
                 <w:sz w:val="18"/>
                 <w:szCs w:val="18"/>
               </w:rPr>
-              <w:t xml:space="preserve">Build #14 · iOS 构建</w:t>
+              <w:t xml:space="preserve">Build #17 · iOS 构建</w:t>
             </w:r>
           </w:p>
         </w:tc>
@@ -17651,7 +17651,7 @@
                 <w:sz w:val="18"/>
                 <w:szCs w:val="18"/>
               </w:rPr>
-              <w:t xml:space="preserve">Build #14 · 兼容构建</w:t>
+              <w:t xml:space="preserve">Build #17 · 兼容构建</w:t>
             </w:r>
           </w:p>
         </w:tc>
@@ -18715,7 +18715,7 @@
           <w:sz w:val="21"/>
           <w:szCs w:val="21"/>
         </w:rPr>
-        <w:t xml:space="preserve"> 在 iPad Pro 13 英寸（M5）模拟器上启动真实 App，加载真实模型 Qwen3.5-0.8B Q4_K_M，为缩短时长把上下文设为 2048、回复上限设为 48 token。运行编号 40788449971，结果 TEST SUCCEEDED。</w:t>
+        <w:t xml:space="preserve"> 在 iPad Pro 13 英寸（M5）模拟器上启动真实 App，加载真实模型 Qwen3.5-0.8B Q4_K_M，为缩短时长把上下文设为 2048、回复上限设为 48 token。运行编号 40798529308，结果 TEST SUCCEEDED。</w:t>
       </w:r>
     </w:p>
     <w:tbl>
@@ -19097,7 +19097,7 @@
                 <w:sz w:val="18"/>
                 <w:szCs w:val="18"/>
               </w:rPr>
-              <w:t xml:space="preserve">9.5 秒后收到回复（含首次加载模型）；首 token 1.98 秒，读取 252 token/秒，生成 27.3 token/秒，进程内存 747 MB</w:t>
+              <w:t xml:space="preserve">9.6 秒后收到回复（含首次加载模型）；首 token 2.06 秒，读取 243 token/秒，生成 27.1 token/秒，进程内存 754 MB</w:t>
             </w:r>
           </w:p>
         </w:tc>
@@ -19316,7 +19316,80 @@
                 <w:sz w:val="18"/>
                 <w:szCs w:val="18"/>
               </w:rPr>
-              <w:t xml:space="preserve">9.2 秒后收到新回复（含重新加载模型）；首 token 2.52 秒，生成 50.2 token/秒</w:t>
+              <w:t xml:space="preserve">6.5 秒后收到新回复（含重新加载模型）；首 token 2.53 秒，生成 50.3 token/秒</w:t>
+            </w:r>
+          </w:p>
+        </w:tc>
+      </w:tr>
+      <w:tr>
+        <w:trPr>
+          <w:cantSplit/>
+        </w:trPr>
+        <w:tc>
+          <w:tcPr>
+            <w:tcW w:type="dxa" w:w="3164"/>
+            <w:tcBorders>
+              <w:top w:val="single" w:color="D2D2D7" w:sz="4"/>
+              <w:left w:val="single" w:color="D2D2D7" w:sz="4"/>
+              <w:bottom w:val="single" w:color="D2D2D7" w:sz="4"/>
+              <w:right w:val="single" w:color="D2D2D7" w:sz="4"/>
+            </w:tcBorders>
+            <w:tcMar>
+              <w:top w:type="dxa" w:w="70"/>
+              <w:left w:type="dxa" w:w="110"/>
+              <w:bottom w:type="dxa" w:w="70"/>
+              <w:right w:type="dxa" w:w="110"/>
+            </w:tcMar>
+            <w:vAlign w:val="center"/>
+          </w:tcPr>
+          <w:p>
+            <w:pPr>
+              <w:spacing w:after="0" w:line="300"/>
+            </w:pPr>
+            <w:r>
+              <w:rPr>
+                <w:rFonts w:ascii="Helvetica Neue" w:cs="Helvetica Neue" w:eastAsia="PingFang SC" w:hAnsi="Helvetica Neue"/>
+                <w:b w:val="false"/>
+                <w:bCs w:val="false"/>
+                <w:color w:val="1D1D1F"/>
+                <w:sz w:val="18"/>
+                <w:szCs w:val="18"/>
+              </w:rPr>
+              <w:t xml:space="preserve">「+ › 导入角色卡」，在文档选择器里选中 uitest-card.json</w:t>
+            </w:r>
+          </w:p>
+        </w:tc>
+        <w:tc>
+          <w:tcPr>
+            <w:tcW w:type="dxa" w:w="6142"/>
+            <w:tcBorders>
+              <w:top w:val="single" w:color="D2D2D7" w:sz="4"/>
+              <w:left w:val="single" w:color="D2D2D7" w:sz="4"/>
+              <w:bottom w:val="single" w:color="D2D2D7" w:sz="4"/>
+              <w:right w:val="single" w:color="D2D2D7" w:sz="4"/>
+            </w:tcBorders>
+            <w:tcMar>
+              <w:top w:type="dxa" w:w="70"/>
+              <w:left w:type="dxa" w:w="110"/>
+              <w:bottom w:type="dxa" w:w="70"/>
+              <w:right w:type="dxa" w:w="110"/>
+            </w:tcMar>
+            <w:vAlign w:val="center"/>
+          </w:tcPr>
+          <w:p>
+            <w:pPr>
+              <w:spacing w:after="0" w:line="300"/>
+            </w:pPr>
+            <w:r>
+              <w:rPr>
+                <w:rFonts w:ascii="Helvetica Neue" w:cs="Helvetica Neue" w:eastAsia="PingFang SC" w:hAnsi="Helvetica Neue"/>
+                <w:b w:val="false"/>
+                <w:bCs w:val="false"/>
+                <w:color w:val="1D1D1F"/>
+                <w:sz w:val="18"/>
+                <w:szCs w:val="18"/>
+              </w:rPr>
+              <w:t xml:space="preserve">导入成功，顶部提示「已导入「测试旅者」（V2）」，侧栏出现新角色</w:t>
             </w:r>
           </w:p>
         </w:tc>
@@ -19577,6 +19650,68 @@
     </w:p>
     <w:p>
       <w:pPr>
+        <w:keepNext/>
+        <w:spacing w:after="80"/>
+        <w:jc w:val="center"/>
+      </w:pPr>
+      <w:r>
+        <w:drawing>
+          <wp:inline distT="0" distB="0" distL="0" distR="0">
+            <wp:extent cx="5334000" cy="2076450"/>
+            <wp:effectExtent t="0" r="0" b="0" l="0"/>
+            <wp:docPr id="5" name="" descr="" title=""/>
+            <wp:cNvGraphicFramePr>
+              <a:graphicFrameLocks xmlns:a="http://schemas.openxmlformats.org/drawingml/2006/main" noChangeAspect="1"/>
+            </wp:cNvGraphicFramePr>
+            <a:graphic xmlns:a="http://schemas.openxmlformats.org/drawingml/2006/main">
+              <a:graphicData uri="http://schemas.openxmlformats.org/drawingml/2006/picture">
+                <pic:pic xmlns:pic="http://schemas.openxmlformats.org/drawingml/2006/picture">
+                  <pic:nvPicPr>
+                    <pic:cNvPr id="0" name="" descr=""/>
+                    <pic:cNvPicPr>
+                      <a:picLocks noChangeAspect="1" noChangeArrowheads="1"/>
+                    </pic:cNvPicPr>
+                  </pic:nvPicPr>
+                  <pic:blipFill>
+                    <a:blip r:embed="rId15" cstate="none"/>
+                    <a:srcRect/>
+                    <a:stretch>
+                      <a:fillRect/>
+                    </a:stretch>
+                  </pic:blipFill>
+                  <pic:spPr bwMode="auto">
+                    <a:xfrm>
+                      <a:off x="0" y="0"/>
+                      <a:ext cx="5334000" cy="2076450"/>
+                    </a:xfrm>
+                    <a:prstGeom prst="rect">
+                      <a:avLst/>
+                    </a:prstGeom>
+                  </pic:spPr>
+                </pic:pic>
+              </a:graphicData>
+            </a:graphic>
+          </wp:inline>
+        </w:drawing>
+      </w:r>
+    </w:p>
+    <w:p>
+      <w:pPr>
+        <w:spacing w:after="220"/>
+        <w:jc w:val="center"/>
+      </w:pPr>
+      <w:r>
+        <w:rPr>
+          <w:rFonts w:ascii="Helvetica Neue" w:cs="Helvetica Neue" w:eastAsia="PingFang SC" w:hAnsi="Helvetica Neue"/>
+          <w:color w:val="6E6E73"/>
+          <w:sz w:val="17"/>
+          <w:szCs w:val="17"/>
+        </w:rPr>
+        <w:t xml:space="preserve">图 5　通过系统文档选择器导入角色卡后，顶部提示导入成功，侧栏出现新角色（截去屏幕键盘）</w:t>
+      </w:r>
+    </w:p>
+    <w:p>
+      <w:pPr>
         <w:pBdr>
           <w:left w:val="single" w:color="8A5A12" w:sz="18" w:space="8"/>
         </w:pBdr>
@@ -19975,7 +20110,7 @@
           <w:sz w:val="21"/>
           <w:szCs w:val="21"/>
         </w:rPr>
-        <w:t xml:space="preserve">证据：Actions 运行 Build #14（编号 40788450491）；</w:t>
+        <w:t xml:space="preserve">证据：Actions 运行 Build #17（编号 40798530354）；</w:t>
       </w:r>
       <w:r>
         <w:rPr>
@@ -20121,7 +20256,7 @@
           <w:sz w:val="19"/>
           <w:szCs w:val="19"/>
         </w:rPr>
-        <w:t xml:space="preserve">build-14</w:t>
+        <w:t xml:space="preserve">build-17</w:t>
       </w:r>
       <w:r>
         <w:rPr>
@@ -20252,7 +20387,7 @@
           <w:sz w:val="21"/>
           <w:szCs w:val="21"/>
         </w:rPr>
-        <w:t xml:space="preserve">支持 PNG（读取 chara 与 ccv3 文本块）和 JSON，兼容 Character Card V1、V2、V3 以及 TavernAI 的字段别名；角色卡内嵌的世界书一起导入；导出时未知字段原样保留。解析与导出由单元测试验证；App 里的导入入口（系统文件选择器）没有纳入 UI 自动化测试。</w:t>
+        <w:t xml:space="preserve">支持 PNG（读取 chara 与 ccv3 文本块）和 JSON，兼容 Character Card V1、V2、V3 以及 TavernAI 的字段别名；角色卡内嵌的世界书一起导入；导出时未知字段原样保留。解析与导出由单元测试验证；App 里的导入流程也在模拟器测试中走通：从「+ › 导入角色卡」打开系统文档选择器，选中「我的 iPad › 月下酒馆」里的 JSON 角色卡，侧栏随即出现新角色。</w:t>
       </w:r>
     </w:p>
     <w:p>
@@ -20339,7 +20474,7 @@
           <w:sz w:val="21"/>
           <w:szCs w:val="21"/>
         </w:rPr>
-        <w:t xml:space="preserve"> 样例文件。</w:t>
+        <w:t xml:space="preserve"> 样例文件；模拟器测试日志中的「导入角色卡」几行与截图「13-导入角色卡后」。</w:t>
       </w:r>
     </w:p>
     <w:p>
